--- a/Semana7.docx
+++ b/Semana7.docx
@@ -9,21 +9,12 @@
           <w:color w:val="002060"/>
         </w:rPr>
       </w:pPr>
-      <w:bookmarkStart w:id="0" w:name="_GoBack"/>
       <w:r>
         <w:rPr>
           <w:b/>
           <w:color w:val="002060"/>
         </w:rPr>
-        <w:t xml:space="preserve">Semana </w:t>
-      </w:r>
-      <w:bookmarkEnd w:id="0"/>
-      <w:r>
-        <w:rPr>
-          <w:b/>
-          <w:color w:val="002060"/>
-        </w:rPr>
-        <w:t>7</w:t>
+        <w:t>Semana 7</w:t>
       </w:r>
     </w:p>
     <w:p>
@@ -54,32 +45,49 @@
     </w:p>
     <w:p>
       <w:r>
-        <w:t xml:space="preserve">Se configuró la compilación de la red neuronal </w:t>
-      </w:r>
-      <w:proofErr w:type="spellStart"/>
-      <w:r>
-        <w:t>convolucional</w:t>
-      </w:r>
-      <w:proofErr w:type="spellEnd"/>
-      <w:r>
-        <w:t xml:space="preserve"> desarrollada en la etapa anterior, estableciendo el optimizador, la función de pérdida y las métricas necesarias para iniciar el entrenamient</w:t>
-      </w:r>
-      <w:r>
-        <w:t>o.</w:t>
-      </w:r>
-    </w:p>
-    <w:p>
-      <w:r>
-        <w:t>Se preparó el modelo para trabajar con las categorías NORMAL y PNEUMONIA, de acuerdo con la estructura de clasifica</w:t>
-      </w:r>
-      <w:r>
-        <w:t>ción definida para el proyecto.</w:t>
+        <w:t>Se configuró la compilación de la red neuronal convolucional desarrollada en la etapa anterior, estableciendo el optimizador, la función de pérdida y las métricas necesarias para iniciar el entrenamiento.</w:t>
+      </w:r>
+    </w:p>
+    <w:p>
+      <w:r>
+        <w:t>Se preparó el modelo para trabajar con las categorías NORMAL y PNEUMONIA, de acuerdo con la estructura de clasificación definida para el proyecto.</w:t>
       </w:r>
     </w:p>
     <w:p>
       <w:r>
         <w:t>Esta etapa permitirá establecer los parámetros de aprendizaje necesarios para continuar con el entrenamiento y la evaluación del modelo.</w:t>
       </w:r>
+    </w:p>
+    <w:p/>
+    <w:p>
+      <w:pPr>
+        <w:rPr>
+          <w:b/>
+        </w:rPr>
+      </w:pPr>
+      <w:r>
+        <w:rPr>
+          <w:b/>
+        </w:rPr>
+        <w:t>Implementar entrenamiento inicial de la CNN</w:t>
+      </w:r>
+    </w:p>
+    <w:p>
+      <w:r>
+        <w:t>Se implementó el proceso de entrenamiento de la red neuronal convolucional utilizando los conjuntos de datos de entrenamiento y validación preparados previamente.</w:t>
+      </w:r>
+    </w:p>
+    <w:p>
+      <w:r>
+        <w:t>Se estableció la configuración inicial de las épocas de entrenamiento y se incorporó el seguimiento de las métricas de pérdida y precisión durante el aprendizaje.</w:t>
+      </w:r>
+    </w:p>
+    <w:p>
+      <w:r>
+        <w:t>Este avance permitirá observar cómo aprende el modelo a partir de las radiografías de tórax y obtener información para realizar ajustes posteriores.</w:t>
+      </w:r>
+      <w:bookmarkStart w:id="0" w:name="_GoBack"/>
+      <w:bookmarkEnd w:id="0"/>
     </w:p>
     <w:sectPr>
       <w:pgSz w:w="12240" w:h="15840"/>

--- a/Semana7.docx
+++ b/Semana7.docx
@@ -85,6 +85,35 @@
     <w:p>
       <w:r>
         <w:t>Este avance permitirá observar cómo aprende el modelo a partir de las radiografías de tórax y obtener información para realizar ajustes posteriores.</w:t>
+      </w:r>
+    </w:p>
+    <w:p/>
+    <w:p>
+      <w:pPr>
+        <w:rPr>
+          <w:b/>
+        </w:rPr>
+      </w:pPr>
+      <w:r>
+        <w:rPr>
+          <w:b/>
+        </w:rPr>
+        <w:t>Guardar modelo CNN entrenado</w:t>
+      </w:r>
+    </w:p>
+    <w:p>
+      <w:r>
+        <w:t>Se incorporó la funcionalidad para guardar el modelo de red neuronal convolucional después del entrenamiento, con el propósito de conservar la configuración aprendida y permitir su utilización en etapas posteriores.</w:t>
+      </w:r>
+    </w:p>
+    <w:p>
+      <w:r>
+        <w:t>También se estableció una ubicación para almacenar el modelo generado dentro de la estructura del proyecto.</w:t>
+      </w:r>
+    </w:p>
+    <w:p>
+      <w:r>
+        <w:t>Este avance permitirá reutilizar el modelo sin necesidad de repetir el entrenamiento cada vez y facilitará su posterior evaluación con imágenes de prueba.</w:t>
       </w:r>
       <w:bookmarkStart w:id="0" w:name="_GoBack"/>
       <w:bookmarkEnd w:id="0"/>
